--- a/Note.docx
+++ b/Note.docx
@@ -4,41 +4,22 @@
   <w:body>
     <w:p>
       <w:r>
-        <w:t>1. Bảng 1. So sánh hiệu năng của các thuật toán ensemble learning: Bagging LSTM, B</w:t>
-      </w:r>
-      <w:r>
-        <w:t>agging XGBoost</w:t>
-      </w:r>
-      <w:r>
-        <w:t>, XGboost và Random Forest</w:t>
-      </w:r>
-      <w:r>
-        <w:t xml:space="preserve"> (Chạy nốt boosting RF), </w:t>
-      </w:r>
-      <w:r>
-        <w:t>LSTM-based hybrid ensemble learning.</w:t>
+        <w:t>0. Bảng so sánh hiệu năng giữa các kịch bản preprocessing.</w:t>
       </w:r>
     </w:p>
     <w:p>
       <w:r>
-        <w:t>2. Bảng 2. So sánh hiệu năng của các thuật toán học máy và học sâu còn lại</w:t>
-      </w:r>
-      <w:r>
-        <w:t xml:space="preserve"> (MLP, DT, LSTM, BiLSTM)</w:t>
+        <w:t>1. Bảng 1. So sánh hiệu năng của các thuật toán ensemble learning: Bagging LSTM, Bagging XGBoost, XGboost và Random Forest (Chạy nốt boosting RF), LSTM-based hybrid ensemble learning.</w:t>
       </w:r>
     </w:p>
     <w:p>
       <w:r>
-        <w:t>3. Bảng 3. So sánh hiệu năng với các thuật toán Transformer</w:t>
+        <w:t>2. Bảng 2. So sánh hiệu năng của các thuật toán học máy và học sâu còn lại (MLP, DT, LSTM, BiLSTM)</w:t>
       </w:r>
+    </w:p>
+    <w:p>
       <w:r>
-        <w:t xml:space="preserve"> (TabAttention, SecBERT, </w:t>
-      </w:r>
-      <w:r>
-        <w:t>LSTM-based hybrid ensemble learning</w:t>
-      </w:r>
-      <w:r>
-        <w:t>)</w:t>
+        <w:t>3. Bảng 3. So sánh hiệu năng với các thuật toán Transformer (TabAttention, SecBERT, LSTM-based hybrid ensemble learning)</w:t>
       </w:r>
     </w:p>
     <w:p>
@@ -63,7 +44,6 @@
         <w:t>)</w:t>
       </w:r>
     </w:p>
-    <w:p/>
     <w:sectPr>
       <w:pgSz w:w="11906" w:h="16838"/>
       <w:pgMar w:top="1440" w:right="1440" w:bottom="1440" w:left="1440" w:header="708" w:footer="708" w:gutter="0"/>
@@ -474,6 +454,9 @@
   <w:style w:type="paragraph" w:default="1" w:styleId="Normal">
     <w:name w:val="Normal"/>
     <w:qFormat/>
+    <w:rPr>
+      <w:noProof/>
+    </w:rPr>
   </w:style>
   <w:style w:type="paragraph" w:styleId="Heading1">
     <w:name w:val="heading 1"/>
